--- a/fra/docx/53.content.docx
+++ b/fra/docx/53.content.docx
@@ -19252,21 +19252,6 @@
         <w:rPr>
           <w:lang w:val="fr_FR" w:bidi="fr_FR"/>
         </w:rPr>
-      </w:r>
-    </w:p>
-    <w:p>
-      <w:pPr/>
-      <w:r>
-        <w:rPr>
-          <w:lang w:val="fr_FR" w:bidi="fr_FR"/>
-        </w:rPr>
-      </w:r>
-      <w:r>
-        <w:rPr>
-          <w:b/>
-          <w:lang w:val="fr_FR" w:bidi="fr_FR"/>
-        </w:rPr>
-        <w:t>« »</w:t>
       </w:r>
     </w:p>
     <w:p>
